--- a/res/WebDev_Resume.docx
+++ b/res/WebDev_Resume.docx
@@ -826,7 +826,17 @@
           <w:sz w:val="19"/>
           <w:szCs w:val="19"/>
         </w:rPr>
-        <w:t>Apr 2025 - Present</w:t>
+        <w:t xml:space="preserve">Apr 2025 - </w:t>
+      </w:r>
+      <w:r>
+        <w:rPr>
+          <w:rFonts w:eastAsia="Times New Roman"/>
+          <w:b/>
+          <w:bCs/>
+          <w:sz w:val="19"/>
+          <w:szCs w:val="19"/>
+        </w:rPr>
+        <w:t>Nov 2025</w:t>
       </w:r>
     </w:p>
     <w:p>

--- a/res/WebDev_Resume.docx
+++ b/res/WebDev_Resume.docx
@@ -136,7 +136,7 @@
             <w:sz w:val="20"/>
             <w:szCs w:val="20"/>
           </w:rPr>
-          <w:t>alfredpaguio.vercel.app</w:t>
+          <w:t>alfredpaguio.pages.dev</w:t>
         </w:r>
         <w:proofErr w:type="spellEnd"/>
       </w:hyperlink>
@@ -292,15 +292,34 @@
           <w:sz w:val="20"/>
           <w:szCs w:val="20"/>
         </w:rPr>
-        <w:t>Junior Web Developer with hands-on experience in full-stack development, specializing in PHP (Laravel), JavaScript (React, Node.js), and SQL-based systems. Currently leading the redevelopment of a legacy government system into a modern Laravel-based web app. Proven ability to build and deploy responsive websites, implement clean backend logic, and integrate APIs. Adaptable, fast-learning, and passionate about building secure, scalable applications while continuously improving technical skills</w:t>
-      </w:r>
-      <w:r>
-        <w:rPr>
-          <w:rFonts w:eastAsia="Times New Roman"/>
-          <w:sz w:val="20"/>
-          <w:szCs w:val="20"/>
-        </w:rPr>
-        <w:t>.</w:t>
+        <w:t>Junior Web Developer with hands-on experience in full-stack development, specializing in PHP (Laravel), JavaScript (React), and SQL-based systems.</w:t>
+      </w:r>
+      <w:r>
+        <w:t xml:space="preserve"> </w:t>
+      </w:r>
+      <w:r>
+        <w:rPr>
+          <w:rFonts w:eastAsia="Times New Roman"/>
+          <w:sz w:val="20"/>
+          <w:szCs w:val="20"/>
+        </w:rPr>
+        <w:t>Demonstrated ability to build and deploy responsive web applications, implement clean and maintainable backend logic, and integrate third-party APIs</w:t>
+      </w:r>
+      <w:r>
+        <w:rPr>
+          <w:rFonts w:eastAsia="Times New Roman"/>
+          <w:sz w:val="20"/>
+          <w:szCs w:val="20"/>
+        </w:rPr>
+        <w:t xml:space="preserve">. </w:t>
+      </w:r>
+      <w:r>
+        <w:rPr>
+          <w:rFonts w:eastAsia="Times New Roman"/>
+          <w:sz w:val="20"/>
+          <w:szCs w:val="20"/>
+        </w:rPr>
+        <w:t>Focused on developing secure, scalable solutions while continuously improving technical and problem-solving skills.</w:t>
       </w:r>
     </w:p>
     <w:p>
@@ -461,23 +480,31 @@
           <w:sz w:val="20"/>
           <w:szCs w:val="20"/>
         </w:rPr>
-        <w:t>JavaScript (React, Next.js, TypeScript, Node.js, Express.js), PHP (</w:t>
-      </w:r>
-      <w:r>
-        <w:rPr>
-          <w:rFonts w:eastAsia="Times New Roman"/>
-          <w:sz w:val="20"/>
-          <w:szCs w:val="20"/>
-        </w:rPr>
-        <w:t>Laravel 12, Livewire v3, Volt</w:t>
-      </w:r>
-      <w:r>
-        <w:rPr>
-          <w:rFonts w:eastAsia="Times New Roman"/>
-          <w:sz w:val="20"/>
-          <w:szCs w:val="20"/>
-        </w:rPr>
-        <w:t>), Python (Flask)</w:t>
+        <w:t>React, Next.js, TypeScript, PHP</w:t>
+      </w:r>
+      <w:r>
+        <w:rPr>
+          <w:rFonts w:eastAsia="Times New Roman"/>
+          <w:sz w:val="20"/>
+          <w:szCs w:val="20"/>
+        </w:rPr>
+        <w:t xml:space="preserve">, </w:t>
+      </w:r>
+      <w:r>
+        <w:rPr>
+          <w:rFonts w:eastAsia="Times New Roman"/>
+          <w:sz w:val="20"/>
+          <w:szCs w:val="20"/>
+        </w:rPr>
+        <w:t>Laravel, Livewire</w:t>
+      </w:r>
+      <w:r>
+        <w:rPr>
+          <w:rFonts w:eastAsia="Times New Roman"/>
+          <w:sz w:val="20"/>
+          <w:szCs w:val="20"/>
+        </w:rPr>
+        <w:t>, Python</w:t>
       </w:r>
     </w:p>
     <w:p>
@@ -516,10 +543,20 @@
       <w:r>
         <w:rPr>
           <w:rFonts w:eastAsia="Times New Roman"/>
-          <w:sz w:val="20"/>
-          <w:szCs w:val="20"/>
-        </w:rPr>
-        <w:t xml:space="preserve"> HTML, CSS, Bootstrap, Tailwind CSS, Inertia.js, </w:t>
+          <w:b/>
+          <w:bCs/>
+          <w:sz w:val="20"/>
+          <w:szCs w:val="20"/>
+        </w:rPr>
+        <w:t xml:space="preserve"> </w:t>
+      </w:r>
+      <w:r>
+        <w:rPr>
+          <w:rFonts w:eastAsia="Times New Roman"/>
+          <w:sz w:val="20"/>
+          <w:szCs w:val="20"/>
+        </w:rPr>
+        <w:t xml:space="preserve">Bootstrap, Tailwind CSS, Inertia.js, </w:t>
       </w:r>
       <w:proofErr w:type="spellStart"/>
       <w:r>
@@ -647,7 +684,7 @@
           <w:sz w:val="20"/>
           <w:szCs w:val="20"/>
         </w:rPr>
-        <w:t xml:space="preserve"> CMS, Git, GitHub, Visual Studio Code</w:t>
+        <w:t xml:space="preserve"> CMS, Git</w:t>
       </w:r>
     </w:p>
     <w:p>
@@ -1028,8 +1065,6 @@
       <w:r>
         <w:rPr>
           <w:rFonts w:eastAsia="Times New Roman"/>
-          <w:b/>
-          <w:bCs/>
           <w:sz w:val="20"/>
           <w:szCs w:val="20"/>
         </w:rPr>
